--- a/Panduan Admin Login.docx
+++ b/Panduan Admin Login.docx
@@ -599,6 +599,13 @@
           <w:lang w:val="de-DE"/>
         </w:rPr>
         <w:t>Password default: admin12</w:t>
+      </w:r>
+      <w:r>
+        <w:rPr>
+          <w:rFonts w:ascii="Times New Roman" w:hAnsi="Times New Roman" w:cs="Times New Roman"/>
+          <w:lang w:val="de-DE"/>
+        </w:rPr>
+        <w:t>3</w:t>
       </w:r>
     </w:p>
     <w:p>
@@ -1513,6 +1520,7 @@
       <w:r>
         <w:rPr>
           <w:rFonts w:ascii="Times New Roman" w:hAnsi="Times New Roman" w:cs="Times New Roman"/>
+          <w:noProof/>
           <w:lang w:val="en-ID"/>
         </w:rPr>
         <w:lastRenderedPageBreak/>
@@ -1621,6 +1629,7 @@
       <w:r>
         <w:rPr>
           <w:rFonts w:ascii="Times New Roman" w:hAnsi="Times New Roman" w:cs="Times New Roman"/>
+          <w:noProof/>
           <w:lang w:val="en-ID"/>
         </w:rPr>
         <w:drawing>
